--- a/data/alexander/FICHA_DEL_PERSONAJE.docx
+++ b/data/alexander/FICHA_DEL_PERSONAJE.docx
@@ -161,27 +161,57 @@
     </w:p>
     <w:p>
       <w:r>
-        <w:t>PERSISTED_PAUSE_ID: PAUSA-DIA04-NOCHE-2026-08-13-RHO9-POST-INCURSION</w:t>
-      </w:r>
-    </w:p>
-    <w:p>
-      <w:r>
-        <w:t>CHECKPOINT_ID: CHECKPOINT.ALEXANDER.D04.NOCHE.RHO9.POST-INCURSION</w:t>
-      </w:r>
-    </w:p>
-    <w:p>
-      <w:r>
-        <w:t>STATE_REVISION: 11</w:t>
-      </w:r>
-    </w:p>
-    <w:p>
-      <w:r>
-        <w:t>SOURCE_REVISION_ID: CAMPAIGN.ALEXANDER.NECROMUNDA.SHEET.D04-NIGHT-RHO9-POST-INCURSION-20260813.R1</w:t>
-      </w:r>
-    </w:p>
-    <w:p>
-      <w:r>
-        <w:t>ÚLTIMA ACTUALIZACIÓN: Día 04, noche; cierre documental equivalente a pausa confirmado por orden expresa. Integrados Rho-9, incursión nocturna, botín físico, ejecuciones de Halven, censo umbral y auditoría de XP. Hora exacta y número de turno no reconciliados.</w:t>
+        <w:rPr>
+          <w:rFonts w:ascii="Arial" w:hAnsi="Arial"/>
+          <w:b/>
+          <w:color w:val="000000"/>
+          <w:sz w:val="22"/>
+        </w:rPr>
+        <w:t>PERSISTED_PAUSE_ID: PAUSA-POST-T915-2026-08-11-RHO9-BLOQUE-UMBRAL</w:t>
+      </w:r>
+    </w:p>
+    <w:p>
+      <w:r>
+        <w:rPr>
+          <w:rFonts w:ascii="Arial" w:hAnsi="Arial"/>
+          <w:b/>
+          <w:color w:val="000000"/>
+          <w:sz w:val="22"/>
+        </w:rPr>
+        <w:t>CHECKPOINT_ID: CHECKPOINT.ALEXANDER.POST-T915.RHO9.UMBRAL-WORKBLOCK</w:t>
+      </w:r>
+    </w:p>
+    <w:p>
+      <w:r>
+        <w:rPr>
+          <w:rFonts w:ascii="Arial" w:hAnsi="Arial"/>
+          <w:b/>
+          <w:color w:val="000000"/>
+          <w:sz w:val="22"/>
+        </w:rPr>
+        <w:t>STATE_REVISION: 10</w:t>
+      </w:r>
+    </w:p>
+    <w:p>
+      <w:r>
+        <w:rPr>
+          <w:rFonts w:ascii="Arial" w:hAnsi="Arial"/>
+          <w:b/>
+          <w:color w:val="000000"/>
+          <w:sz w:val="22"/>
+        </w:rPr>
+        <w:t>SOURCE_REVISION_ID: CAMPAIGN.ALEXANDER.NECROMUNDA.SHEET.TIME-INVENTORY-RECONCILIATION-20260811.R1</w:t>
+      </w:r>
+    </w:p>
+    <w:p>
+      <w:r>
+        <w:rPr>
+          <w:rFonts w:ascii="Arial" w:hAnsi="Arial"/>
+          <w:b/>
+          <w:color w:val="000000"/>
+          <w:sz w:val="22"/>
+        </w:rPr>
+        <w:t>ÚLTIMA ACTUALIZACIÓN: Reconciliación canónica de horario local e inventario completo de Sombra infinita: Día 04, tarde temprana; auditoría física consolidada sin avance de escena.</w:t>
       </w:r>
     </w:p>
     <w:p>
@@ -405,12 +435,12 @@
     </w:p>
     <w:p>
       <w:r>
-        <w:t>CONDICIONES: Estable; Salud 12/12 y Fatiga 0/7 son los últimos valores mecánicos confirmados. No existe combate ni emergencia inmediata confirmada en el punto de pausa.</w:t>
-      </w:r>
-    </w:p>
-    <w:p>
-      <w:r>
-        <w:t>FATIGA: 0/7</w:t>
+        <w:t>CONDICIONES: Estable; Salud 12/12 y Fatiga 1/7 son los últimos valores mecánicos confirmados. La fuente posterior de Rho-9 no registra daño, curación, gasto, descanso ni avance temporal nuevos; conservarlos sin inferir cambios.</w:t>
+      </w:r>
+    </w:p>
+    <w:p>
+      <w:r>
+        <w:t>FATIGA: 1/7</w:t>
       </w:r>
     </w:p>
     <w:p>
@@ -425,7 +455,7 @@
     </w:p>
     <w:p>
       <w:r>
-        <w:t>EFECTOS PSÍQUICOS: Visión de oscuridad Rango I permanente e involuntariamente activa; Paso sombrío Rango II; Factor Psíquico 1; Agarre umbral Rango II; Sombra infinita Rango I; Reserva Umbral actual de 10 almas completas.</w:t>
+        <w:t>EFECTOS PSÍQUICOS: Visión de oscuridad Rango I permanente e involuntariamente activa; Paso sombrío Rango II; Factor Psíquico 1; Agarre umbral Rango II; Sombra infinita Rango I; Reserva Umbral actual de 6 almas completas.</w:t>
       </w:r>
     </w:p>
     <w:p>
@@ -435,7 +465,7 @@
     </w:p>
     <w:p>
       <w:r>
-        <w:t>EFECTOS PENDIENTES: mantener Rho-9 cerrada al público; completar seguridad material, agua segura, esterilización, ventilación, frío, drenaje y cuarentena; explorar subniveles; reconciliar perfiles y municiones provisionales del arsenal nocturno con la autoridad ACTIVE; decidir distribución del arsenal; continuar recuperación de pacientes y deudores; mantener aislados Demer, M-01-A, Testigos y material anómalo; resolver formalización final de Khepra/taller, deudas pendientes y consecuencias externas del depósito. No inferir hora, turno, destino de la rata ni propagación reputacional.</w:t>
+        <w:t>EFECTOS PENDIENTES: mantener Rho-9 cerrada al público; Alexander debe decidir la orden específica y los recursos de seguridad, fortificación y rearme para Severan; continuar recuperación de Hadrix, Operador M-01 y ambos deudores; mantener aislados Demer, M-01-A, Testigo 1, Testigo 2, material anómalo y biobanco; no abrir la rama inferior de E-12, M-01-A, el cilindro de datos ni los paquetes químicos desconocidos por inferencia. El inventario físico ya está reconciliado y no es una tarea pendiente.</w:t>
       </w:r>
     </w:p>
     <w:p>
@@ -1826,24 +1856,6 @@
       </w:r>
     </w:p>
     <w:p>
-      <w:pPr/>
-      <w:r>
-        <w:t>LOOT.D04.DEPOT.PISTOLS | 4 pistolas recuperadas del depósito nocturno | ALMACENADO_SOMBRA | PERFIL NO RECONCILIADO; NO ACTIVE.</w:t>
-      </w:r>
-    </w:p>
-    <w:p>
-      <w:pPr/>
-      <w:r>
-        <w:t>LOOT.D04.DEPOT.LONGARMS | 5 armas largas recuperadas del depósito nocturno | ALMACENADO_SOMBRA | PERFIL NO RECONCILIADO; NO ACTIVE.</w:t>
-      </w:r>
-    </w:p>
-    <w:p>
-      <w:pPr/>
-      <w:r>
-        <w:t>LOOT.D04.CAPTIVE02.SMALL-PISTOL | 1 pistola pequeña recuperada del segundo cautivo nocturno | ALMACENADO_SOMBRA | PERFIL NO RECONCILIADO; NO ACTIVE.</w:t>
-      </w:r>
-    </w:p>
-    <w:p>
       <w:r>
         <w:t>MUNICIÓN Y CARGADORES — INVENTARIO VERIFICADO</w:t>
       </w:r>
@@ -1865,43 +1877,7 @@
     </w:p>
     <w:p>
       <w:r>
-        <w:t>MUNICIÓN SUELTA PREVIA FUERA DE CARGADORES: 0 confirmada antes de la incursión nocturna. El siguiente lote se registra por hechos confirmados de la incursión y permanece separado de clasificaciones provisionales no ACTIVE.</w:t>
-      </w:r>
-    </w:p>
-    <w:p>
-      <w:pPr/>
-      <w:r>
-        <w:t>AMMO.D04.DEPOT.SERVICE-PISTOL | 96 cartuchos sólidos de pistola confirmados compatibles con patrón de servicio de 12 | ALMACENADO_SOMBRA.</w:t>
-      </w:r>
-    </w:p>
-    <w:p>
-      <w:pPr/>
-      <w:r>
-        <w:t>AMMO.D04.DEPOT.CARBINE24 | 120 cartuchos sólidos de carabina confirmados compatibles con patrón genérico de 24 | ALMACENADO_SOMBRA.</w:t>
-      </w:r>
-    </w:p>
-    <w:p>
-      <w:pPr/>
-      <w:r>
-        <w:t>MAG.D04.DEPOT.INITIAL-LOT | 12 cargadores del lote inicial | ALMACENADO_SOMBRA | distribución exacta por arma/calibre NO RECONCILIADA; no asignar por inferencia.</w:t>
-      </w:r>
-    </w:p>
-    <w:p>
-      <w:pPr/>
-      <w:r>
-        <w:t>AMMO.D04.DEPOT.HEAVY-BOX | 1 caja de munición pesada | ALMACENADO_SOMBRA | contenido/perfil exacto NO RECONCILIADO; NO ACTIVE.</w:t>
-      </w:r>
-    </w:p>
-    <w:p>
-      <w:pPr/>
-      <w:r>
-        <w:t>AMMO.D04.DEPOT.SPECIAL-CYLINDER | 1 lote cilíndrico especial | ALMACENADO_SOMBRA | naturaleza/perfil exacto NO RECONCILIADO; NO ACTIVE.</w:t>
-      </w:r>
-    </w:p>
-    <w:p>
-      <w:pPr/>
-      <w:r>
-        <w:t>AMMO.D04.DEPOT.ADDITIONAL | munición adicional de pistola, arma larga y escopeta; cargadores adicionales llenos y vacíos; contenido completo de una caja reforzada | ALMACENADO_SOMBRA | cantidades y perfiles exactos pendientes de reconciliación ACTIVE. No convertir clasificaciones provisionales en canon.</w:t>
+        <w:t>MUNICIÓN SUELTA PARA CARABINAS, ESCOPETA Y PISTOLAS RESTANTES: 0 confirmada fuera de cargadores. Esta carencia limita el rearme de una guardia.</w:t>
       </w:r>
     </w:p>
     <w:p>
@@ -2521,7 +2497,7 @@
     </w:p>
     <w:p>
       <w:r>
-        <w:t>CENSO HUMANO EN SOMBRA INFINITA: 5 personas vivas confirmadas.</w:t>
+        <w:t>CENSO HUMANO EN SOMBRA INFINITA: 6 personas vivas confirmadas.</w:t>
       </w:r>
     </w:p>
     <w:p>
@@ -2546,12 +2522,17 @@
     </w:p>
     <w:p>
       <w:r>
-        <w:t>NPC-JOREN-DEBTOR-02 | Segundo deudor E-12 | vivo, 0/9, inconsciente, brazo derecho amputado | compartimento clínico individual; prótesis no garantizada.</w:t>
-      </w:r>
-    </w:p>
-    <w:p>
-      <w:r>
-        <w:t>EXCLUSIONES CONFIRMADAS: Jarek Venn / Primer deudor E-12, Demer Vhal/Sujeto IV, Hadrix Vale, Sael, Ilyra, Tertius, Quartus, Merek, Mara, Halven, Severan, Syra y Khepra están materializados en Rho-9. Joren Pell está vivo con paradero desconocido y no está almacenado.</w:t>
+        <w:t>NPC-JOREN-DEBTOR-01 | Primer deudor E-12 | vivo, 0/9, torso reparado | compartimento clínico individual.</w:t>
+      </w:r>
+    </w:p>
+    <w:p>
+      <w:r>
+        <w:t>NPC-JOREN-DEBTOR-02 | Segundo deudor E-12 | vivo, 0/9, inconsciente, amputación reconstructiva derecha | compartimento clínico individual.</w:t>
+      </w:r>
+    </w:p>
+    <w:p>
+      <w:r>
+        <w:t>EXCLUSIONES CONFIRMADAS: Demer Vhal/Sujeto IV, Hadrix Vale, Sael, Ilyra, Tertius, Quartus, Merek, Mara, Halven, Severan, Syra y Khepra están materializados en Rho-9. Joren Pell está vivo con paradero desconocido y no está almacenado.</w:t>
       </w:r>
     </w:p>
     <w:p>
@@ -2595,18 +2576,6 @@
       </w:r>
     </w:p>
     <w:p>
-      <w:pPr/>
-      <w:r>
-        <w:t>CADÁVERES NO PROCESADOS — ALMACENADO_SOMBRA</w:t>
-      </w:r>
-    </w:p>
-    <w:p>
-      <w:pPr/>
-      <w:r>
-        <w:t>CORPSE.D04.NIGHT-CAPTIVES | 4 cadáveres humanos de cautivos nocturnos ejecutados personalmente por Halven Rusk | separados entre sí | no procesados como biobanco y sin identidad individual confirmada.</w:t>
-      </w:r>
-    </w:p>
-    <w:p>
       <w:r>
         <w:t>BIOBANK HUMANO — INVENTARIO RECONCILIADO</w:t>
       </w:r>
@@ -2708,12 +2677,12 @@
     </w:p>
     <w:p>
       <w:r>
-        <w:t>STAT almacenadas: ninguna | LIFE_YEARS: 0 | SOULS: 10 almas completas.</w:t>
-      </w:r>
-    </w:p>
-    <w:p>
-      <w:r>
-        <w:t>SOUL.DERVAN.KOL.001 — Dervan Kol | SOUL.BRANN.VESK.001 — Brann Vesk | SOUL_ID NO ASIGNADO — Pell E-12 | SOUL_ID NO ASIGNADO — miembro amarillo capturado | SOUL_ID NO ASIGNADO — corredor clandestino | SOUL_ID NO ASIGNADO — hombre del abrigo | +4 SOUL_ID NO ASIGNADO — cuatro cautivos nocturnos ejecutados personalmente por Halven Rusk mediante el pacto de cosecha.</w:t>
+        <w:t>STAT almacenadas: ninguna | LIFE_YEARS: 0 | SOULS: 6 almas completas.</w:t>
+      </w:r>
+    </w:p>
+    <w:p>
+      <w:r>
+        <w:t>SOUL.DERVAN.KOL.001 — Dervan Kol | SOUL.BRANN.VESK.001 — Brann Vesk | SOUL_ID NO ASIGNADO — Pell E-12 | SOUL_ID NO ASIGNADO — miembro amarillo capturado | SOUL_ID NO ASIGNADO — corredor clandestino | SOUL_ID NO ASIGNADO — hombre del abrigo.</w:t>
       </w:r>
     </w:p>
     <w:p>
@@ -2889,7 +2858,7 @@
     </w:p>
     <w:p>
       <w:r>
-        <w:t>LIMITACIONES ACTUALES: Salud 12/12; Fatiga 0/7; medikit personal 0/6 hasta que Alexander declare una recarga; XP 1385, Nivel 5, PM 2 y PH 1 tras auditoría del cierre nocturno. Rho-9 continúa sin agua clínica certificada, esterilización integral, defensa material suficiente ni cuarentena certificada. Severan posee mandato formal de seguridad y fortificación con cap autónomo de 200 créditos/semana, pero ninguna compra u obra se ejecuta automáticamente. El arsenal nocturno está físicamente registrado; sus perfiles provisionales no son ACTIVE.</w:t>
+        <w:t>LIMITACIONES ACTUALES: Salud 12/12; Fatiga 1/7; medikit personal 0/6 hasta que Alexander declare una recarga; sin XP/PM/PH nuevo. El inventario y la farmacia están reconciliados, pero Rho-9 continúa sin agua clínica certificada, esterilización integral, defensa suficiente ni munición de reserva para ampliar la guardia. Severan tiene mando temporal general, no autorización específica de fortificación/rearme.</w:t>
       </w:r>
     </w:p>
     <w:p>
@@ -3067,14 +3036,8 @@
       </w:r>
     </w:p>
     <w:p>
-      <w:pPr/>
-      <w:r>
-        <w:t>XP.ALEXANDER.D04.NIGHT_DEPOT_OPERATION | Día 04, noche; turno exacto no reconciliado | MAJOR | +50 XP | Unidad operativa cerrada: incursión nocturna, recuperación sustancial de arsenal, retorno a Rho-9 sin identificación del autor y cambio material persistente. Las ejecuciones individuales no reciben XP separada.</w:t>
-      </w:r>
-    </w:p>
-    <w:p>
-      <w:r>
-        <w:t>TOTAL AUDITADO ACTUAL: 1385 XP. Nivel 5; progreso 385/500 hacia Nivel 6; PM 2; PH 1. Los 1335 XP anteriores permanecen cerrados bajo sus SOURCE_ID y saldos auditados; la operación nocturna añade una única concesión MAJOR de 50 XP. Ninguna baja, ejecución, tirada o acción interna de esa unidad puede concederse otra vez.</w:t>
+      <w:r>
+        <w:t>TOTAL AUDITADO ACTUAL: 1335 XP. Nivel 5; progreso 335/500 hacia Nivel 6; PM 2; PH 1. Los 985 XP iniciales conservan 20 SOURCE_ID. Otros 225 XP están descritos por cierres confirmados y 125 XP pertenecen a saldos cerrados cuyo desglose nominal no está registrado en esta Ficha; ninguna de esas cantidades puede concederse otra vez.</w:t>
       </w:r>
     </w:p>
     <w:p>
@@ -3102,7 +3065,7 @@
     </w:p>
     <w:p>
       <w:r>
-        <w:t>SÉQUITO PERSONAL: Mara Veyl (MEMBER.ALEXANDER.MARA-VEYL; ACTIVO_PACTADO), Ilyra Venn (MEMBER.ALEXANDER.ILYRA-VENN; ACTIVO_PACTADO) y Halven Rusk (MEMBER.ALEXANDER.HALVEN-RUSK; ACTIVO_ESCLAVIZADO). Khepra-9 permanece fuera del séquito con cooperación independiente; Tertius y Quartus permanecen PENDIENTES_DE_DEFINICIÓN; Sael conserva elección propia; Severan es Maestro de Seguridad de Rho-9 dentro de su obligación territorial externa.</w:t>
+        <w:t>SÉQUITO PERSONAL: Mara Veyl (MEMBER.ALEXANDER.MARA-VEYL; ACTIVO_PACTADO), Ilyra Venn (MEMBER.ALEXANDER.ILYRA-VENN; ACTIVO_PACTADO) y Halven Rusk (MEMBER.ALEXANDER.HALVEN-RUSK; ACTIVO_ESCLAVIZADO). Khepra-9 permanece POTENCIAL; Tertius y Quartus permanecen PENDIENTES_DE_DEFINICIÓN; Sael conserva elección propia; Severan cumple una obligación territorial externa y el especialista Enforcer sigue como contraparte externa.</w:t>
       </w:r>
     </w:p>
     <w:p>
@@ -3112,13 +3075,7 @@
     </w:p>
     <w:p>
       <w:r>
-        <w:t>PAUSE_ID: PAUSA-DIA04-NOCHE-2026-08-13-RHO9-POST-INCURSION</w:t>
-      </w:r>
-    </w:p>
-    <w:p>
-      <w:pPr/>
-      <w:r>
-        <w:t>CHECKPOINT_ID: CHECKPOINT.ALEXANDER.D04.NOCHE.RHO9.POST-INCURSION</w:t>
+        <w:t>PAUSE_ID: PAUSA-POST-T915-2026-08-11-RHO9-BLOQUE-UMBRAL</w:t>
       </w:r>
     </w:p>
     <w:sectPr>
